--- a/chapter1/letters/Support_Letter_Sopanen.docx
+++ b/chapter1/letters/Support_Letter_Sopanen.docx
@@ -82,7 +82,7 @@
         <w:jc w:val="both"/>
       </w:pPr>
       <w:r>
-        <w:t>Subject to the publishing contract, I intend to contribute those three chapters together with members of my research group at LUT University. We have worked on rotordynamics, bearing dynamics and the mechanical design of high-speed rotors for over [number] years, including [the projects or machines to be named here], and would bring that work to the book.</w:t>
+        <w:t>Subject to the publishing contract, I intend to contribute those three chapters, drawing both on my research group at LUT University and on colleagues elsewhere whose specialisms these chapters require. My group has worked on rotordynamics, bearing dynamics and the mechanical design of high-speed rotors for over [number] years, including [the projects or machines to be named here]. For the parts that lie outside our own daily work, in particular the lubrication regimes, bearing life and seal design as they are practised in industry, I would bring in specialists from my professional network, so that each section is written by someone who works on it rather than by someone reading about it. I would take responsibility for the coherence of all three chapters and for the quality of what the contributors deliver.</w:t>
       </w:r>
     </w:p>
     <w:p>
